--- a/Docs/01_[KLTN - 86] ProjectProposal.docx
+++ b/Docs/01_[KLTN - 86] ProjectProposal.docx
@@ -287,23 +287,7 @@
                 <w:sz w:val="26"/>
                 <w:szCs w:val="26"/>
               </w:rPr>
-              <w:t xml:space="preserve">Khoa Công nghệ thông tin – </w:t>
-            </w:r>
-            <w:r>
-              <w:rPr>
-                <w:rFonts w:ascii="Times New Roman" w:hAnsi="Times New Roman" w:cs="Times New Roman"/>
-                <w:sz w:val="26"/>
-                <w:szCs w:val="26"/>
-              </w:rPr>
-              <w:t>Đ</w:t>
-            </w:r>
-            <w:r>
-              <w:rPr>
-                <w:rFonts w:ascii="Times New Roman" w:hAnsi="Times New Roman" w:cs="Times New Roman"/>
-                <w:sz w:val="26"/>
-                <w:szCs w:val="26"/>
-              </w:rPr>
-              <w:t>ại học Duy Tân</w:t>
+              <w:t>Khoa Công nghệ thông tin – Trường Khoa học máy tính – Trí tuệ nhân tạo</w:t>
             </w:r>
           </w:p>
         </w:tc>
@@ -2080,7 +2064,6 @@
                 <w:szCs w:val="26"/>
               </w:rPr>
             </w:pPr>
-            <w:proofErr w:type="gramStart"/>
             <w:r>
               <w:rPr>
                 <w:rFonts w:ascii="Times New Roman" w:hAnsi="Times New Roman" w:cs="Times New Roman"/>
@@ -2089,7 +2072,6 @@
               </w:rPr>
               <w:t>…./…./</w:t>
             </w:r>
-            <w:proofErr w:type="gramEnd"/>
             <w:r>
               <w:rPr>
                 <w:rFonts w:ascii="Times New Roman" w:hAnsi="Times New Roman" w:cs="Times New Roman"/>
@@ -2285,7 +2267,6 @@
                 <w:szCs w:val="26"/>
               </w:rPr>
             </w:pPr>
-            <w:proofErr w:type="gramStart"/>
             <w:r>
               <w:rPr>
                 <w:rFonts w:ascii="Times New Roman" w:hAnsi="Times New Roman" w:cs="Times New Roman"/>
@@ -2294,7 +2275,6 @@
               </w:rPr>
               <w:t>…./…./</w:t>
             </w:r>
-            <w:proofErr w:type="gramEnd"/>
             <w:r>
               <w:rPr>
                 <w:rFonts w:ascii="Times New Roman" w:hAnsi="Times New Roman" w:cs="Times New Roman"/>
@@ -2490,7 +2470,6 @@
                 <w:szCs w:val="26"/>
               </w:rPr>
             </w:pPr>
-            <w:proofErr w:type="gramStart"/>
             <w:r>
               <w:rPr>
                 <w:rFonts w:ascii="Times New Roman" w:hAnsi="Times New Roman" w:cs="Times New Roman"/>
@@ -2499,7 +2478,6 @@
               </w:rPr>
               <w:t>…./…./</w:t>
             </w:r>
-            <w:proofErr w:type="gramEnd"/>
             <w:r>
               <w:rPr>
                 <w:rFonts w:ascii="Times New Roman" w:hAnsi="Times New Roman" w:cs="Times New Roman"/>
@@ -2684,7 +2662,6 @@
                 <w:szCs w:val="26"/>
               </w:rPr>
             </w:pPr>
-            <w:proofErr w:type="gramStart"/>
             <w:r>
               <w:rPr>
                 <w:rFonts w:ascii="Times New Roman" w:hAnsi="Times New Roman" w:cs="Times New Roman"/>
@@ -2693,7 +2670,6 @@
               </w:rPr>
               <w:t>…./…./</w:t>
             </w:r>
-            <w:proofErr w:type="gramEnd"/>
             <w:r>
               <w:rPr>
                 <w:rFonts w:ascii="Times New Roman" w:hAnsi="Times New Roman" w:cs="Times New Roman"/>
@@ -2869,7 +2845,6 @@
                 <w:szCs w:val="26"/>
               </w:rPr>
             </w:pPr>
-            <w:proofErr w:type="gramStart"/>
             <w:r>
               <w:rPr>
                 <w:rFonts w:ascii="Times New Roman" w:hAnsi="Times New Roman" w:cs="Times New Roman"/>
@@ -2878,7 +2853,6 @@
               </w:rPr>
               <w:t>…./…./</w:t>
             </w:r>
-            <w:proofErr w:type="gramEnd"/>
             <w:r>
               <w:rPr>
                 <w:rFonts w:ascii="Times New Roman" w:hAnsi="Times New Roman" w:cs="Times New Roman"/>
@@ -3066,7 +3040,6 @@
                 <w:szCs w:val="26"/>
               </w:rPr>
             </w:pPr>
-            <w:proofErr w:type="gramStart"/>
             <w:r>
               <w:rPr>
                 <w:rFonts w:ascii="Times New Roman" w:hAnsi="Times New Roman" w:cs="Times New Roman"/>
@@ -3075,7 +3048,6 @@
               </w:rPr>
               <w:t>…./…./</w:t>
             </w:r>
-            <w:proofErr w:type="gramEnd"/>
             <w:r>
               <w:rPr>
                 <w:rFonts w:ascii="Times New Roman" w:hAnsi="Times New Roman" w:cs="Times New Roman"/>
@@ -7713,6 +7685,7 @@
         </w:numPr>
         <w:spacing w:before="0" w:line="360" w:lineRule="auto"/>
         <w:ind w:left="1276" w:hanging="709"/>
+        <w:jc w:val="both"/>
         <w:rPr>
           <w:rFonts w:ascii="Times New Roman" w:hAnsi="Times New Roman" w:cs="Times New Roman"/>
           <w:b/>
@@ -7742,6 +7715,7 @@
       <w:pPr>
         <w:spacing w:after="0" w:line="360" w:lineRule="auto"/>
         <w:ind w:firstLine="720"/>
+        <w:jc w:val="both"/>
         <w:rPr>
           <w:rFonts w:ascii="Times New Roman" w:hAnsi="Times New Roman" w:cs="Times New Roman"/>
           <w:sz w:val="26"/>
@@ -7769,6 +7743,7 @@
           <w:numId w:val="22"/>
         </w:numPr>
         <w:spacing w:after="0" w:line="360" w:lineRule="auto"/>
+        <w:jc w:val="both"/>
         <w:rPr>
           <w:rFonts w:ascii="Times New Roman" w:hAnsi="Times New Roman" w:cs="Times New Roman"/>
           <w:sz w:val="26"/>
@@ -7793,6 +7768,7 @@
           <w:numId w:val="22"/>
         </w:numPr>
         <w:spacing w:after="0" w:line="360" w:lineRule="auto"/>
+        <w:jc w:val="both"/>
         <w:rPr>
           <w:rFonts w:ascii="Times New Roman" w:hAnsi="Times New Roman" w:cs="Times New Roman"/>
           <w:sz w:val="26"/>
@@ -7817,6 +7793,7 @@
           <w:numId w:val="22"/>
         </w:numPr>
         <w:spacing w:after="0" w:line="360" w:lineRule="auto"/>
+        <w:jc w:val="both"/>
         <w:rPr>
           <w:rFonts w:ascii="Times New Roman" w:hAnsi="Times New Roman" w:cs="Times New Roman"/>
           <w:sz w:val="26"/>
@@ -7831,7 +7808,6 @@
           <w:szCs w:val="26"/>
           <w:lang w:val="vi-VN"/>
         </w:rPr>
-        <w:lastRenderedPageBreak/>
         <w:t>Đối với Học sinh: học sinh có thể truy cập hệ thống để xem thời khóa biểu, điểm số, bài tập và các thông báo từ giáo viên hoặc nhà trường. Các thông tin này được hệ thống truy xuất từ cơ sở dữ liệu và hiển thị cho người dùng.</w:t>
       </w:r>
     </w:p>
@@ -7842,6 +7818,7 @@
           <w:numId w:val="22"/>
         </w:numPr>
         <w:spacing w:after="0" w:line="360" w:lineRule="auto"/>
+        <w:jc w:val="both"/>
         <w:rPr>
           <w:rFonts w:ascii="Times New Roman" w:hAnsi="Times New Roman" w:cs="Times New Roman"/>
           <w:sz w:val="26"/>
@@ -7856,6 +7833,7 @@
           <w:szCs w:val="26"/>
           <w:lang w:val="vi-VN"/>
         </w:rPr>
+        <w:lastRenderedPageBreak/>
         <w:t>Đối với Phụ huynh: phụ huynh có thể đăng nhập vào hệ thống để theo dõi tình hình học tập của con em mình thông qua các thông tin như điểm số, chuyên cần và các thông báo từ giáo viên hoặc nhà trường.</w:t>
       </w:r>
     </w:p>
@@ -7863,6 +7841,7 @@
       <w:pPr>
         <w:spacing w:after="0" w:line="360" w:lineRule="auto"/>
         <w:ind w:firstLine="720"/>
+        <w:jc w:val="both"/>
         <w:rPr>
           <w:rFonts w:ascii="Times New Roman" w:hAnsi="Times New Roman" w:cs="Times New Roman"/>
           <w:sz w:val="26"/>
@@ -7883,6 +7862,7 @@
     <w:p>
       <w:pPr>
         <w:spacing w:after="0" w:line="360" w:lineRule="auto"/>
+        <w:jc w:val="both"/>
         <w:rPr>
           <w:rFonts w:ascii="Times New Roman" w:hAnsi="Times New Roman" w:cs="Times New Roman"/>
           <w:sz w:val="26"/>
@@ -7900,6 +7880,7 @@
         </w:numPr>
         <w:spacing w:before="0" w:line="360" w:lineRule="auto"/>
         <w:ind w:left="1276" w:hanging="709"/>
+        <w:jc w:val="both"/>
         <w:rPr>
           <w:rFonts w:ascii="Times New Roman" w:hAnsi="Times New Roman" w:cs="Times New Roman"/>
           <w:b/>
@@ -8337,6 +8318,7 @@
         </w:numPr>
         <w:spacing w:before="0" w:line="360" w:lineRule="auto"/>
         <w:ind w:left="1276"/>
+        <w:jc w:val="both"/>
         <w:rPr>
           <w:rFonts w:ascii="Times New Roman" w:hAnsi="Times New Roman" w:cs="Times New Roman"/>
           <w:b/>
@@ -8356,7 +8338,6 @@
           <w:sz w:val="26"/>
           <w:szCs w:val="26"/>
         </w:rPr>
-        <w:lastRenderedPageBreak/>
         <w:t>Mô tả</w:t>
       </w:r>
       <w:bookmarkEnd w:id="33"/>
@@ -8367,6 +8348,7 @@
       <w:pPr>
         <w:spacing w:after="0" w:line="360" w:lineRule="auto"/>
         <w:ind w:firstLine="720"/>
+        <w:jc w:val="both"/>
         <w:rPr>
           <w:rFonts w:ascii="Times New Roman" w:hAnsi="Times New Roman" w:cs="Times New Roman"/>
           <w:sz w:val="26"/>
@@ -8388,6 +8370,7 @@
       <w:pPr>
         <w:spacing w:after="0" w:line="360" w:lineRule="auto"/>
         <w:ind w:firstLine="720"/>
+        <w:jc w:val="both"/>
         <w:rPr>
           <w:rFonts w:ascii="Times New Roman" w:hAnsi="Times New Roman" w:cs="Times New Roman"/>
           <w:sz w:val="26"/>
@@ -8402,13 +8385,24 @@
           <w:szCs w:val="26"/>
           <w:lang w:val="vi-VN"/>
         </w:rPr>
-        <w:t>Hệ thống hoạt động dựa trên nền tảng web, cho phép người dùng truy cập thông qua trình duyệt Internet. Sau khi đăng nhập vào hệ thống, người dùng sẽ được phân quyền truy cập theo vai trò của mình, bao gồm Admin, Giáo viên, Học sinh và Phụ huynh.</w:t>
+        <w:t xml:space="preserve">Hệ thống hoạt động dựa trên nền tảng web, cho phép người dùng truy cập thông qua trình duyệt Internet. Sau khi đăng nhập vào hệ thống, người dùng sẽ được phân </w:t>
+      </w:r>
+      <w:r>
+        <w:rPr>
+          <w:rFonts w:ascii="Times New Roman" w:hAnsi="Times New Roman" w:cs="Times New Roman"/>
+          <w:sz w:val="26"/>
+          <w:szCs w:val="26"/>
+          <w:lang w:val="vi-VN"/>
+        </w:rPr>
+        <w:lastRenderedPageBreak/>
+        <w:t>quyền truy cập theo vai trò của mình, bao gồm Admin, Giáo viên, Học sinh và Phụ huynh.</w:t>
       </w:r>
     </w:p>
     <w:p>
       <w:pPr>
         <w:spacing w:after="0" w:line="360" w:lineRule="auto"/>
         <w:ind w:firstLine="720"/>
+        <w:jc w:val="both"/>
         <w:rPr>
           <w:rFonts w:ascii="Times New Roman" w:hAnsi="Times New Roman" w:cs="Times New Roman"/>
           <w:sz w:val="26"/>
@@ -8430,6 +8424,7 @@
       <w:pPr>
         <w:spacing w:after="0" w:line="360" w:lineRule="auto"/>
         <w:ind w:firstLine="720"/>
+        <w:jc w:val="both"/>
         <w:rPr>
           <w:rFonts w:ascii="Times New Roman" w:hAnsi="Times New Roman" w:cs="Times New Roman"/>
           <w:sz w:val="26"/>
@@ -8470,6 +8465,7 @@
     <w:p>
       <w:pPr>
         <w:spacing w:after="0" w:line="360" w:lineRule="auto"/>
+        <w:jc w:val="both"/>
         <w:rPr>
           <w:rFonts w:ascii="Times New Roman" w:hAnsi="Times New Roman" w:cs="Times New Roman"/>
           <w:sz w:val="26"/>
@@ -8826,7 +8822,6 @@
           <w:sz w:val="26"/>
           <w:szCs w:val="26"/>
         </w:rPr>
-        <w:lastRenderedPageBreak/>
         <w:t xml:space="preserve">Công cụ quản lý mã nguồn: </w:t>
       </w:r>
       <w:r>
@@ -9240,16 +9235,7 @@
           <w:sz w:val="26"/>
           <w:szCs w:val="26"/>
         </w:rPr>
-        <w:t xml:space="preserve">: Thường được coi là người huấn luyện cho nhóm, Scrum Master giúp nhóm làm việc tốt nhất có thể. Điều này có nghĩa là tổ chức các cuộc họp, đối phó với rào cản và thách thức, đồng thời làm việc với Product Owner để đảm bảo sản phẩm tồn đọng đã sẵn sàng cho sprint tiếp theo. Scrum Master cũng đảm bảo nhóm tuân thủ quy trình Scrum. </w:t>
-      </w:r>
-      <w:r>
-        <w:rPr>
-          <w:rFonts w:ascii="Times New Roman" w:hAnsi="Times New Roman" w:cs="Times New Roman"/>
-          <w:sz w:val="26"/>
-          <w:szCs w:val="26"/>
-        </w:rPr>
-        <w:lastRenderedPageBreak/>
-        <w:t>Người đó không có quyền đối với các thành viên trong nhóm, nhưng người đó có quyền đối với quy trình. Ví dụ: Scrum Master không thể cho ai đó biết phải làm gì, nhưng có thể đề xuất một nhịp chạy nước rút mới.</w:t>
+        <w:t>: Thường được coi là người huấn luyện cho nhóm, Scrum Master giúp nhóm làm việc tốt nhất có thể. Điều này có nghĩa là tổ chức các cuộc họp, đối phó với rào cản và thách thức, đồng thời làm việc với Product Owner để đảm bảo sản phẩm tồn đọng đã sẵn sàng cho sprint tiếp theo. Scrum Master cũng đảm bảo nhóm tuân thủ quy trình Scrum. Người đó không có quyền đối với các thành viên trong nhóm, nhưng người đó có quyền đối với quy trình. Ví dụ: Scrum Master không thể cho ai đó biết phải làm gì, nhưng có thể đề xuất một nhịp chạy nước rút mới.</w:t>
       </w:r>
     </w:p>
     <w:p>
@@ -9283,7 +9269,16 @@
           <w:sz w:val="26"/>
           <w:szCs w:val="26"/>
         </w:rPr>
-        <w:t>: Nhóm Scrum bao gồm từ năm đến bảy thành viên. Mọi người trong dự án làm việc cùng nhau, giúp đỡ lẫn nhau và chia sẻ tình bạn thân thiết sâu sắc. Không giống như các nhóm phát triển truyền thống, không có các vai trò riêng biệt như lập trình viên, nhà thiết kế hoặc người kiểm tra. Mọi người cùng nhau hoàn thành tập hợp công việc. Nhóm Scrum sở hữu kế hoạch cho mỗi sprint; họ dự đoán khối lượng công việc họ có thể hoàn thành trong mỗi lần lặp lại.</w:t>
+        <w:t xml:space="preserve">: Nhóm Scrum bao gồm từ năm đến bảy thành viên. Mọi người trong dự án làm việc cùng nhau, giúp đỡ lẫn nhau và chia sẻ tình bạn thân thiết sâu sắc. Không giống như các nhóm phát triển </w:t>
+      </w:r>
+      <w:r>
+        <w:rPr>
+          <w:rFonts w:ascii="Times New Roman" w:hAnsi="Times New Roman" w:cs="Times New Roman"/>
+          <w:sz w:val="26"/>
+          <w:szCs w:val="26"/>
+        </w:rPr>
+        <w:lastRenderedPageBreak/>
+        <w:t>truyền thống, không có các vai trò riêng biệt như lập trình viên, nhà thiết kế hoặc người kiểm tra. Mọi người cùng nhau hoàn thành tập hợp công việc. Nhóm Scrum sở hữu kế hoạch cho mỗi sprint; họ dự đoán khối lượng công việc họ có thể hoàn thành trong mỗi lần lặp lại.</w:t>
       </w:r>
     </w:p>
     <w:p>
@@ -9487,7 +9482,6 @@
           <w:sz w:val="26"/>
           <w:szCs w:val="26"/>
         </w:rPr>
-        <w:lastRenderedPageBreak/>
         <w:t>3.1.3.</w:t>
       </w:r>
       <w:r>
@@ -9617,6 +9611,7 @@
           <w:sz w:val="26"/>
           <w:szCs w:val="26"/>
         </w:rPr>
+        <w:lastRenderedPageBreak/>
         <w:t>Hình 3.1: Scrum process (Tiến trình Scrum)</w:t>
       </w:r>
     </w:p>
@@ -11640,7 +11635,6 @@
           <w:b/>
           <w:color w:val="auto"/>
         </w:rPr>
-        <w:lastRenderedPageBreak/>
         <w:t>Quản lý tổ chức</w:t>
       </w:r>
       <w:bookmarkEnd w:id="57"/>
@@ -12045,6 +12039,7 @@
                 <w:szCs w:val="26"/>
                 <w:lang w:val="vi-VN"/>
               </w:rPr>
+              <w:lastRenderedPageBreak/>
               <w:t>Thành viên trong nhóm</w:t>
             </w:r>
           </w:p>

--- a/Docs/01_[KLTN - 86] ProjectProposal.docx
+++ b/Docs/01_[KLTN - 86] ProjectProposal.docx
@@ -3148,7 +3148,9 @@
         <w:p>
           <w:pPr>
             <w:pStyle w:val="TOC1"/>
-            <w:spacing w:after="0" w:line="360" w:lineRule="auto"/>
+            <w:tabs>
+              <w:tab w:val="left" w:pos="567"/>
+            </w:tabs>
             <w:rPr>
               <w:rFonts w:ascii="Times New Roman" w:eastAsiaTheme="minorEastAsia" w:hAnsi="Times New Roman" w:cs="Times New Roman"/>
               <w:noProof/>
@@ -3252,7 +3254,7 @@
                 <w:sz w:val="26"/>
                 <w:szCs w:val="26"/>
               </w:rPr>
-              <w:t>4</w:t>
+              <w:t>1</w:t>
             </w:r>
             <w:r>
               <w:rPr>
@@ -3270,9 +3272,12 @@
           <w:pPr>
             <w:pStyle w:val="TOC2"/>
             <w:tabs>
+              <w:tab w:val="left" w:pos="284"/>
+              <w:tab w:val="left" w:pos="426"/>
               <w:tab w:val="right" w:leader="dot" w:pos="9072"/>
             </w:tabs>
             <w:spacing w:after="0" w:line="360" w:lineRule="auto"/>
+            <w:ind w:left="0"/>
             <w:jc w:val="center"/>
             <w:rPr>
               <w:rFonts w:ascii="Times New Roman" w:eastAsiaTheme="minorEastAsia" w:hAnsi="Times New Roman" w:cs="Times New Roman"/>
@@ -3368,7 +3373,7 @@
                 <w:sz w:val="26"/>
                 <w:szCs w:val="26"/>
               </w:rPr>
-              <w:t>4</w:t>
+              <w:t>1</w:t>
             </w:r>
             <w:r>
               <w:rPr>
@@ -3386,9 +3391,12 @@
           <w:pPr>
             <w:pStyle w:val="TOC2"/>
             <w:tabs>
+              <w:tab w:val="left" w:pos="284"/>
+              <w:tab w:val="left" w:pos="426"/>
               <w:tab w:val="right" w:leader="dot" w:pos="9072"/>
             </w:tabs>
             <w:spacing w:after="0" w:line="360" w:lineRule="auto"/>
+            <w:ind w:left="0"/>
             <w:jc w:val="center"/>
             <w:rPr>
               <w:rFonts w:ascii="Times New Roman" w:eastAsiaTheme="minorEastAsia" w:hAnsi="Times New Roman" w:cs="Times New Roman"/>
@@ -3484,7 +3492,7 @@
                 <w:sz w:val="26"/>
                 <w:szCs w:val="26"/>
               </w:rPr>
-              <w:t>4</w:t>
+              <w:t>1</w:t>
             </w:r>
             <w:r>
               <w:rPr>
@@ -3502,9 +3510,12 @@
           <w:pPr>
             <w:pStyle w:val="TOC2"/>
             <w:tabs>
+              <w:tab w:val="left" w:pos="284"/>
+              <w:tab w:val="left" w:pos="426"/>
               <w:tab w:val="right" w:leader="dot" w:pos="9072"/>
             </w:tabs>
             <w:spacing w:after="0" w:line="360" w:lineRule="auto"/>
+            <w:ind w:left="0"/>
             <w:jc w:val="center"/>
             <w:rPr>
               <w:rFonts w:ascii="Times New Roman" w:eastAsiaTheme="minorEastAsia" w:hAnsi="Times New Roman" w:cs="Times New Roman"/>
@@ -3600,7 +3611,7 @@
                 <w:sz w:val="26"/>
                 <w:szCs w:val="26"/>
               </w:rPr>
-              <w:t>4</w:t>
+              <w:t>1</w:t>
             </w:r>
             <w:r>
               <w:rPr>
@@ -3617,12 +3628,13 @@
         <w:p>
           <w:pPr>
             <w:pStyle w:val="TOC1"/>
-            <w:spacing w:after="0" w:line="360" w:lineRule="auto"/>
+            <w:tabs>
+              <w:tab w:val="left" w:pos="426"/>
+              <w:tab w:val="left" w:pos="709"/>
+            </w:tabs>
             <w:rPr>
-              <w:rFonts w:ascii="Times New Roman" w:eastAsiaTheme="minorEastAsia" w:hAnsi="Times New Roman" w:cs="Times New Roman"/>
+              <w:rFonts w:eastAsiaTheme="minorEastAsia"/>
               <w:noProof/>
-              <w:sz w:val="26"/>
-              <w:szCs w:val="26"/>
             </w:rPr>
           </w:pPr>
           <w:hyperlink w:anchor="_Toc71830156" w:history="1">
@@ -3638,10 +3650,8 @@
             </w:r>
             <w:r>
               <w:rPr>
-                <w:rFonts w:ascii="Times New Roman" w:eastAsiaTheme="minorEastAsia" w:hAnsi="Times New Roman" w:cs="Times New Roman"/>
-                <w:noProof/>
-                <w:sz w:val="26"/>
-                <w:szCs w:val="26"/>
+                <w:rFonts w:eastAsiaTheme="minorEastAsia"/>
+                <w:noProof/>
               </w:rPr>
               <w:tab/>
             </w:r>
@@ -3657,70 +3667,49 @@
             </w:r>
             <w:r>
               <w:rPr>
-                <w:rFonts w:ascii="Times New Roman" w:hAnsi="Times New Roman" w:cs="Times New Roman"/>
                 <w:noProof/>
                 <w:webHidden/>
-                <w:sz w:val="26"/>
-                <w:szCs w:val="26"/>
               </w:rPr>
               <w:tab/>
             </w:r>
             <w:r>
               <w:rPr>
-                <w:rFonts w:ascii="Times New Roman" w:hAnsi="Times New Roman" w:cs="Times New Roman"/>
                 <w:noProof/>
                 <w:webHidden/>
-                <w:sz w:val="26"/>
-                <w:szCs w:val="26"/>
               </w:rPr>
               <w:fldChar w:fldCharType="begin"/>
             </w:r>
             <w:r>
               <w:rPr>
-                <w:rFonts w:ascii="Times New Roman" w:hAnsi="Times New Roman" w:cs="Times New Roman"/>
                 <w:noProof/>
                 <w:webHidden/>
-                <w:sz w:val="26"/>
-                <w:szCs w:val="26"/>
               </w:rPr>
               <w:instrText xml:space="preserve"> PAGEREF _Toc71830156 \h </w:instrText>
             </w:r>
             <w:r>
               <w:rPr>
-                <w:rFonts w:ascii="Times New Roman" w:hAnsi="Times New Roman" w:cs="Times New Roman"/>
                 <w:noProof/>
                 <w:webHidden/>
-                <w:sz w:val="26"/>
-                <w:szCs w:val="26"/>
-              </w:rPr>
-            </w:r>
-            <w:r>
-              <w:rPr>
-                <w:rFonts w:ascii="Times New Roman" w:hAnsi="Times New Roman" w:cs="Times New Roman"/>
+              </w:rPr>
+            </w:r>
+            <w:r>
+              <w:rPr>
                 <w:noProof/>
                 <w:webHidden/>
-                <w:sz w:val="26"/>
-                <w:szCs w:val="26"/>
               </w:rPr>
               <w:fldChar w:fldCharType="separate"/>
             </w:r>
             <w:r>
               <w:rPr>
-                <w:rFonts w:ascii="Times New Roman" w:hAnsi="Times New Roman" w:cs="Times New Roman"/>
                 <w:noProof/>
                 <w:webHidden/>
-                <w:sz w:val="26"/>
-                <w:szCs w:val="26"/>
-              </w:rPr>
-              <w:t>5</w:t>
-            </w:r>
-            <w:r>
-              <w:rPr>
-                <w:rFonts w:ascii="Times New Roman" w:hAnsi="Times New Roman" w:cs="Times New Roman"/>
+              </w:rPr>
+              <w:t>2</w:t>
+            </w:r>
+            <w:r>
+              <w:rPr>
                 <w:noProof/>
                 <w:webHidden/>
-                <w:sz w:val="26"/>
-                <w:szCs w:val="26"/>
               </w:rPr>
               <w:fldChar w:fldCharType="end"/>
             </w:r>
@@ -3730,9 +3719,12 @@
           <w:pPr>
             <w:pStyle w:val="TOC2"/>
             <w:tabs>
+              <w:tab w:val="left" w:pos="284"/>
+              <w:tab w:val="left" w:pos="426"/>
               <w:tab w:val="right" w:leader="dot" w:pos="9072"/>
             </w:tabs>
             <w:spacing w:after="0" w:line="360" w:lineRule="auto"/>
+            <w:ind w:left="0"/>
             <w:jc w:val="center"/>
             <w:rPr>
               <w:rFonts w:ascii="Times New Roman" w:eastAsiaTheme="minorEastAsia" w:hAnsi="Times New Roman" w:cs="Times New Roman"/>
@@ -3828,7 +3820,7 @@
                 <w:sz w:val="26"/>
                 <w:szCs w:val="26"/>
               </w:rPr>
-              <w:t>5</w:t>
+              <w:t>2</w:t>
             </w:r>
             <w:r>
               <w:rPr>
@@ -3846,9 +3838,12 @@
           <w:pPr>
             <w:pStyle w:val="TOC2"/>
             <w:tabs>
+              <w:tab w:val="left" w:pos="284"/>
+              <w:tab w:val="left" w:pos="426"/>
               <w:tab w:val="right" w:leader="dot" w:pos="9072"/>
             </w:tabs>
             <w:spacing w:after="0" w:line="360" w:lineRule="auto"/>
+            <w:ind w:left="0"/>
             <w:jc w:val="center"/>
             <w:rPr>
               <w:rFonts w:ascii="Times New Roman" w:eastAsiaTheme="minorEastAsia" w:hAnsi="Times New Roman" w:cs="Times New Roman"/>
@@ -3944,7 +3939,7 @@
                 <w:sz w:val="26"/>
                 <w:szCs w:val="26"/>
               </w:rPr>
-              <w:t>5</w:t>
+              <w:t>2</w:t>
             </w:r>
             <w:r>
               <w:rPr>
@@ -3962,9 +3957,12 @@
           <w:pPr>
             <w:pStyle w:val="TOC2"/>
             <w:tabs>
+              <w:tab w:val="left" w:pos="284"/>
+              <w:tab w:val="left" w:pos="426"/>
               <w:tab w:val="right" w:leader="dot" w:pos="9072"/>
             </w:tabs>
             <w:spacing w:after="0" w:line="360" w:lineRule="auto"/>
+            <w:ind w:left="0"/>
             <w:jc w:val="center"/>
             <w:rPr>
               <w:rFonts w:ascii="Times New Roman" w:eastAsiaTheme="minorEastAsia" w:hAnsi="Times New Roman" w:cs="Times New Roman"/>
@@ -4060,7 +4058,7 @@
                 <w:sz w:val="26"/>
                 <w:szCs w:val="26"/>
               </w:rPr>
-              <w:t>6</w:t>
+              <w:t>3</w:t>
             </w:r>
             <w:r>
               <w:rPr>
@@ -4078,9 +4076,15 @@
           <w:pPr>
             <w:pStyle w:val="TOC3"/>
             <w:tabs>
+              <w:tab w:val="clear" w:pos="1134"/>
+              <w:tab w:val="left" w:pos="284"/>
+              <w:tab w:val="left" w:pos="426"/>
+              <w:tab w:val="left" w:pos="709"/>
+              <w:tab w:val="left" w:pos="851"/>
               <w:tab w:val="right" w:leader="dot" w:pos="9072"/>
             </w:tabs>
             <w:spacing w:after="0" w:line="360" w:lineRule="auto"/>
+            <w:ind w:left="0"/>
             <w:jc w:val="center"/>
             <w:rPr>
               <w:rFonts w:ascii="Times New Roman" w:eastAsiaTheme="minorEastAsia" w:hAnsi="Times New Roman" w:cs="Times New Roman"/>
@@ -4176,7 +4180,7 @@
                 <w:sz w:val="26"/>
                 <w:szCs w:val="26"/>
               </w:rPr>
-              <w:t>7</w:t>
+              <w:t>4</w:t>
             </w:r>
             <w:r>
               <w:rPr>
@@ -4194,9 +4198,15 @@
           <w:pPr>
             <w:pStyle w:val="TOC3"/>
             <w:tabs>
+              <w:tab w:val="clear" w:pos="1134"/>
+              <w:tab w:val="left" w:pos="284"/>
+              <w:tab w:val="left" w:pos="426"/>
+              <w:tab w:val="left" w:pos="709"/>
+              <w:tab w:val="left" w:pos="851"/>
               <w:tab w:val="right" w:leader="dot" w:pos="9072"/>
             </w:tabs>
             <w:spacing w:after="0" w:line="360" w:lineRule="auto"/>
+            <w:ind w:left="0"/>
             <w:jc w:val="center"/>
             <w:rPr>
               <w:rFonts w:ascii="Times New Roman" w:eastAsiaTheme="minorEastAsia" w:hAnsi="Times New Roman" w:cs="Times New Roman"/>
@@ -4292,7 +4302,7 @@
                 <w:sz w:val="26"/>
                 <w:szCs w:val="26"/>
               </w:rPr>
-              <w:t>7</w:t>
+              <w:t>4</w:t>
             </w:r>
             <w:r>
               <w:rPr>
@@ -4310,9 +4320,15 @@
           <w:pPr>
             <w:pStyle w:val="TOC3"/>
             <w:tabs>
+              <w:tab w:val="clear" w:pos="1134"/>
+              <w:tab w:val="left" w:pos="284"/>
+              <w:tab w:val="left" w:pos="426"/>
+              <w:tab w:val="left" w:pos="709"/>
+              <w:tab w:val="left" w:pos="851"/>
               <w:tab w:val="right" w:leader="dot" w:pos="9072"/>
             </w:tabs>
             <w:spacing w:after="0" w:line="360" w:lineRule="auto"/>
+            <w:ind w:left="0"/>
             <w:jc w:val="center"/>
             <w:rPr>
               <w:rFonts w:ascii="Times New Roman" w:eastAsiaTheme="minorEastAsia" w:hAnsi="Times New Roman" w:cs="Times New Roman"/>
@@ -4408,7 +4424,7 @@
                 <w:sz w:val="26"/>
                 <w:szCs w:val="26"/>
               </w:rPr>
-              <w:t>7</w:t>
+              <w:t>4</w:t>
             </w:r>
             <w:r>
               <w:rPr>
@@ -4426,9 +4442,15 @@
           <w:pPr>
             <w:pStyle w:val="TOC3"/>
             <w:tabs>
+              <w:tab w:val="clear" w:pos="1134"/>
+              <w:tab w:val="left" w:pos="284"/>
+              <w:tab w:val="left" w:pos="426"/>
+              <w:tab w:val="left" w:pos="709"/>
+              <w:tab w:val="left" w:pos="851"/>
               <w:tab w:val="right" w:leader="dot" w:pos="9072"/>
             </w:tabs>
             <w:spacing w:after="0" w:line="360" w:lineRule="auto"/>
+            <w:ind w:left="0"/>
             <w:jc w:val="center"/>
             <w:rPr>
               <w:rFonts w:ascii="Times New Roman" w:eastAsiaTheme="minorEastAsia" w:hAnsi="Times New Roman" w:cs="Times New Roman"/>
@@ -4524,7 +4546,7 @@
                 <w:sz w:val="26"/>
                 <w:szCs w:val="26"/>
               </w:rPr>
-              <w:t>9</w:t>
+              <w:t>5</w:t>
             </w:r>
             <w:r>
               <w:rPr>
@@ -4542,9 +4564,15 @@
           <w:pPr>
             <w:pStyle w:val="TOC3"/>
             <w:tabs>
+              <w:tab w:val="clear" w:pos="1134"/>
+              <w:tab w:val="left" w:pos="284"/>
+              <w:tab w:val="left" w:pos="426"/>
+              <w:tab w:val="left" w:pos="709"/>
+              <w:tab w:val="left" w:pos="851"/>
               <w:tab w:val="right" w:leader="dot" w:pos="9072"/>
             </w:tabs>
             <w:spacing w:after="0" w:line="360" w:lineRule="auto"/>
+            <w:ind w:left="0"/>
             <w:jc w:val="center"/>
             <w:rPr>
               <w:rFonts w:ascii="Times New Roman" w:eastAsiaTheme="minorEastAsia" w:hAnsi="Times New Roman" w:cs="Times New Roman"/>
@@ -4640,7 +4668,7 @@
                 <w:sz w:val="26"/>
                 <w:szCs w:val="26"/>
               </w:rPr>
-              <w:t>9</w:t>
+              <w:t>6</w:t>
             </w:r>
             <w:r>
               <w:rPr>
@@ -4657,12 +4685,14 @@
         <w:p>
           <w:pPr>
             <w:pStyle w:val="TOC1"/>
-            <w:spacing w:after="0" w:line="360" w:lineRule="auto"/>
+            <w:tabs>
+              <w:tab w:val="left" w:pos="426"/>
+              <w:tab w:val="left" w:pos="709"/>
+              <w:tab w:val="left" w:pos="851"/>
+            </w:tabs>
             <w:rPr>
-              <w:rFonts w:ascii="Times New Roman" w:eastAsiaTheme="minorEastAsia" w:hAnsi="Times New Roman" w:cs="Times New Roman"/>
+              <w:rFonts w:eastAsiaTheme="minorEastAsia"/>
               <w:noProof/>
-              <w:sz w:val="26"/>
-              <w:szCs w:val="26"/>
             </w:rPr>
           </w:pPr>
           <w:hyperlink w:anchor="_Toc71830165" w:history="1">
@@ -4678,10 +4708,8 @@
             </w:r>
             <w:r>
               <w:rPr>
-                <w:rFonts w:ascii="Times New Roman" w:eastAsiaTheme="minorEastAsia" w:hAnsi="Times New Roman" w:cs="Times New Roman"/>
-                <w:noProof/>
-                <w:sz w:val="26"/>
-                <w:szCs w:val="26"/>
+                <w:rFonts w:eastAsiaTheme="minorEastAsia"/>
+                <w:noProof/>
               </w:rPr>
               <w:tab/>
             </w:r>
@@ -4697,70 +4725,49 @@
             </w:r>
             <w:r>
               <w:rPr>
-                <w:rFonts w:ascii="Times New Roman" w:hAnsi="Times New Roman" w:cs="Times New Roman"/>
                 <w:noProof/>
                 <w:webHidden/>
-                <w:sz w:val="26"/>
-                <w:szCs w:val="26"/>
               </w:rPr>
               <w:tab/>
             </w:r>
             <w:r>
               <w:rPr>
-                <w:rFonts w:ascii="Times New Roman" w:hAnsi="Times New Roman" w:cs="Times New Roman"/>
                 <w:noProof/>
                 <w:webHidden/>
-                <w:sz w:val="26"/>
-                <w:szCs w:val="26"/>
               </w:rPr>
               <w:fldChar w:fldCharType="begin"/>
             </w:r>
             <w:r>
               <w:rPr>
-                <w:rFonts w:ascii="Times New Roman" w:hAnsi="Times New Roman" w:cs="Times New Roman"/>
                 <w:noProof/>
                 <w:webHidden/>
-                <w:sz w:val="26"/>
-                <w:szCs w:val="26"/>
               </w:rPr>
               <w:instrText xml:space="preserve"> PAGEREF _Toc71830165 \h </w:instrText>
             </w:r>
             <w:r>
               <w:rPr>
-                <w:rFonts w:ascii="Times New Roman" w:hAnsi="Times New Roman" w:cs="Times New Roman"/>
                 <w:noProof/>
                 <w:webHidden/>
-                <w:sz w:val="26"/>
-                <w:szCs w:val="26"/>
-              </w:rPr>
-            </w:r>
-            <w:r>
-              <w:rPr>
-                <w:rFonts w:ascii="Times New Roman" w:hAnsi="Times New Roman" w:cs="Times New Roman"/>
+              </w:rPr>
+            </w:r>
+            <w:r>
+              <w:rPr>
                 <w:noProof/>
                 <w:webHidden/>
-                <w:sz w:val="26"/>
-                <w:szCs w:val="26"/>
               </w:rPr>
               <w:fldChar w:fldCharType="separate"/>
             </w:r>
             <w:r>
               <w:rPr>
-                <w:rFonts w:ascii="Times New Roman" w:hAnsi="Times New Roman" w:cs="Times New Roman"/>
                 <w:noProof/>
                 <w:webHidden/>
-                <w:sz w:val="26"/>
-                <w:szCs w:val="26"/>
-              </w:rPr>
-              <w:t>10</w:t>
-            </w:r>
-            <w:r>
-              <w:rPr>
-                <w:rFonts w:ascii="Times New Roman" w:hAnsi="Times New Roman" w:cs="Times New Roman"/>
+              </w:rPr>
+              <w:t>7</w:t>
+            </w:r>
+            <w:r>
+              <w:rPr>
                 <w:noProof/>
                 <w:webHidden/>
-                <w:sz w:val="26"/>
-                <w:szCs w:val="26"/>
               </w:rPr>
               <w:fldChar w:fldCharType="end"/>
             </w:r>
@@ -4770,9 +4777,13 @@
           <w:pPr>
             <w:pStyle w:val="TOC2"/>
             <w:tabs>
+              <w:tab w:val="left" w:pos="284"/>
+              <w:tab w:val="left" w:pos="426"/>
+              <w:tab w:val="left" w:pos="851"/>
               <w:tab w:val="right" w:leader="dot" w:pos="9072"/>
             </w:tabs>
             <w:spacing w:after="0" w:line="360" w:lineRule="auto"/>
+            <w:ind w:left="0"/>
             <w:jc w:val="center"/>
             <w:rPr>
               <w:rFonts w:ascii="Times New Roman" w:eastAsiaTheme="minorEastAsia" w:hAnsi="Times New Roman" w:cs="Times New Roman"/>
@@ -4868,7 +4879,7 @@
                 <w:sz w:val="26"/>
                 <w:szCs w:val="26"/>
               </w:rPr>
-              <w:t>10</w:t>
+              <w:t>7</w:t>
             </w:r>
             <w:r>
               <w:rPr>
@@ -4886,9 +4897,15 @@
           <w:pPr>
             <w:pStyle w:val="TOC3"/>
             <w:tabs>
+              <w:tab w:val="clear" w:pos="1134"/>
+              <w:tab w:val="left" w:pos="284"/>
+              <w:tab w:val="left" w:pos="426"/>
+              <w:tab w:val="left" w:pos="709"/>
+              <w:tab w:val="left" w:pos="851"/>
               <w:tab w:val="right" w:leader="dot" w:pos="9072"/>
             </w:tabs>
             <w:spacing w:after="0" w:line="360" w:lineRule="auto"/>
+            <w:ind w:left="0"/>
             <w:jc w:val="center"/>
             <w:rPr>
               <w:rFonts w:ascii="Times New Roman" w:eastAsiaTheme="minorEastAsia" w:hAnsi="Times New Roman" w:cs="Times New Roman"/>
@@ -4984,7 +5001,7 @@
                 <w:sz w:val="26"/>
                 <w:szCs w:val="26"/>
               </w:rPr>
-              <w:t>10</w:t>
+              <w:t>7</w:t>
             </w:r>
             <w:r>
               <w:rPr>
@@ -5002,9 +5019,15 @@
           <w:pPr>
             <w:pStyle w:val="TOC3"/>
             <w:tabs>
+              <w:tab w:val="clear" w:pos="1134"/>
+              <w:tab w:val="left" w:pos="284"/>
+              <w:tab w:val="left" w:pos="426"/>
+              <w:tab w:val="left" w:pos="709"/>
+              <w:tab w:val="left" w:pos="851"/>
               <w:tab w:val="right" w:leader="dot" w:pos="9072"/>
             </w:tabs>
             <w:spacing w:after="0" w:line="360" w:lineRule="auto"/>
+            <w:ind w:left="0"/>
             <w:jc w:val="center"/>
             <w:rPr>
               <w:rFonts w:ascii="Times New Roman" w:eastAsiaTheme="minorEastAsia" w:hAnsi="Times New Roman" w:cs="Times New Roman"/>
@@ -5081,7 +5104,7 @@
                 <w:sz w:val="26"/>
                 <w:szCs w:val="26"/>
               </w:rPr>
-              <w:t>11</w:t>
+              <w:t>8</w:t>
             </w:r>
             <w:r>
               <w:rPr>
@@ -5099,9 +5122,15 @@
           <w:pPr>
             <w:pStyle w:val="TOC3"/>
             <w:tabs>
+              <w:tab w:val="clear" w:pos="1134"/>
+              <w:tab w:val="left" w:pos="284"/>
+              <w:tab w:val="left" w:pos="426"/>
+              <w:tab w:val="left" w:pos="709"/>
+              <w:tab w:val="left" w:pos="851"/>
               <w:tab w:val="right" w:leader="dot" w:pos="9072"/>
             </w:tabs>
             <w:spacing w:after="0" w:line="360" w:lineRule="auto"/>
+            <w:ind w:left="0"/>
             <w:jc w:val="center"/>
             <w:rPr>
               <w:rFonts w:ascii="Times New Roman" w:eastAsiaTheme="minorEastAsia" w:hAnsi="Times New Roman" w:cs="Times New Roman"/>
@@ -5178,7 +5207,7 @@
                 <w:sz w:val="26"/>
                 <w:szCs w:val="26"/>
               </w:rPr>
-              <w:t>12</w:t>
+              <w:t>8</w:t>
             </w:r>
             <w:r>
               <w:rPr>
@@ -5196,9 +5225,13 @@
           <w:pPr>
             <w:pStyle w:val="TOC2"/>
             <w:tabs>
+              <w:tab w:val="left" w:pos="284"/>
+              <w:tab w:val="left" w:pos="426"/>
+              <w:tab w:val="left" w:pos="851"/>
               <w:tab w:val="right" w:leader="dot" w:pos="9072"/>
             </w:tabs>
             <w:spacing w:after="0" w:line="360" w:lineRule="auto"/>
+            <w:ind w:left="0"/>
             <w:jc w:val="center"/>
             <w:rPr>
               <w:rFonts w:ascii="Times New Roman" w:eastAsiaTheme="minorEastAsia" w:hAnsi="Times New Roman" w:cs="Times New Roman"/>
@@ -5294,7 +5327,7 @@
                 <w:sz w:val="26"/>
                 <w:szCs w:val="26"/>
               </w:rPr>
-              <w:t>12</w:t>
+              <w:t>9</w:t>
             </w:r>
             <w:r>
               <w:rPr>
@@ -5312,9 +5345,13 @@
           <w:pPr>
             <w:pStyle w:val="TOC2"/>
             <w:tabs>
+              <w:tab w:val="left" w:pos="284"/>
+              <w:tab w:val="left" w:pos="426"/>
+              <w:tab w:val="left" w:pos="851"/>
               <w:tab w:val="right" w:leader="dot" w:pos="9072"/>
             </w:tabs>
             <w:spacing w:after="0" w:line="360" w:lineRule="auto"/>
+            <w:ind w:left="0"/>
             <w:jc w:val="center"/>
             <w:rPr>
               <w:rFonts w:ascii="Times New Roman" w:eastAsiaTheme="minorEastAsia" w:hAnsi="Times New Roman" w:cs="Times New Roman"/>
@@ -5410,7 +5447,7 @@
                 <w:sz w:val="26"/>
                 <w:szCs w:val="26"/>
               </w:rPr>
-              <w:t>13</w:t>
+              <w:t>9</w:t>
             </w:r>
             <w:r>
               <w:rPr>
@@ -5428,9 +5465,15 @@
           <w:pPr>
             <w:pStyle w:val="TOC3"/>
             <w:tabs>
+              <w:tab w:val="clear" w:pos="1134"/>
+              <w:tab w:val="left" w:pos="284"/>
+              <w:tab w:val="left" w:pos="426"/>
+              <w:tab w:val="left" w:pos="709"/>
+              <w:tab w:val="left" w:pos="851"/>
               <w:tab w:val="right" w:leader="dot" w:pos="9072"/>
             </w:tabs>
             <w:spacing w:after="0" w:line="360" w:lineRule="auto"/>
+            <w:ind w:left="0"/>
             <w:jc w:val="center"/>
             <w:rPr>
               <w:rFonts w:ascii="Times New Roman" w:eastAsiaTheme="minorEastAsia" w:hAnsi="Times New Roman" w:cs="Times New Roman"/>
@@ -5526,7 +5569,7 @@
                 <w:sz w:val="26"/>
                 <w:szCs w:val="26"/>
               </w:rPr>
-              <w:t>13</w:t>
+              <w:t>9</w:t>
             </w:r>
             <w:r>
               <w:rPr>
@@ -5544,9 +5587,15 @@
           <w:pPr>
             <w:pStyle w:val="TOC3"/>
             <w:tabs>
+              <w:tab w:val="clear" w:pos="1134"/>
+              <w:tab w:val="left" w:pos="284"/>
+              <w:tab w:val="left" w:pos="426"/>
+              <w:tab w:val="left" w:pos="709"/>
+              <w:tab w:val="left" w:pos="851"/>
               <w:tab w:val="right" w:leader="dot" w:pos="9072"/>
             </w:tabs>
             <w:spacing w:after="0" w:line="360" w:lineRule="auto"/>
+            <w:ind w:left="0"/>
             <w:jc w:val="center"/>
             <w:rPr>
               <w:rFonts w:ascii="Times New Roman" w:eastAsiaTheme="minorEastAsia" w:hAnsi="Times New Roman" w:cs="Times New Roman"/>
@@ -5642,7 +5691,7 @@
                 <w:sz w:val="26"/>
                 <w:szCs w:val="26"/>
               </w:rPr>
-              <w:t>14</w:t>
+              <w:t>11</w:t>
             </w:r>
             <w:r>
               <w:rPr>
@@ -5658,6 +5707,10 @@
         </w:p>
         <w:p>
           <w:pPr>
+            <w:tabs>
+              <w:tab w:val="left" w:pos="284"/>
+              <w:tab w:val="left" w:pos="567"/>
+            </w:tabs>
             <w:spacing w:after="0" w:line="360" w:lineRule="auto"/>
             <w:jc w:val="center"/>
           </w:pPr>
@@ -5676,27 +5729,6 @@
     </w:sdt>
     <w:p>
       <w:pPr>
-        <w:spacing w:after="0" w:line="360" w:lineRule="auto"/>
-        <w:jc w:val="both"/>
-        <w:rPr>
-          <w:rFonts w:ascii="Times New Roman" w:hAnsi="Times New Roman" w:cs="Times New Roman"/>
-          <w:sz w:val="26"/>
-          <w:szCs w:val="26"/>
-        </w:rPr>
-      </w:pPr>
-    </w:p>
-    <w:p>
-      <w:pPr>
-        <w:spacing w:after="0" w:line="360" w:lineRule="auto"/>
-        <w:rPr>
-          <w:rFonts w:ascii="Times New Roman" w:hAnsi="Times New Roman" w:cs="Times New Roman"/>
-          <w:sz w:val="26"/>
-          <w:szCs w:val="26"/>
-        </w:rPr>
-      </w:pPr>
-    </w:p>
-    <w:p>
-      <w:pPr>
         <w:tabs>
           <w:tab w:val="left" w:pos="3495"/>
         </w:tabs>
@@ -5708,6 +5740,30 @@
           <w:szCs w:val="26"/>
         </w:rPr>
       </w:pPr>
+    </w:p>
+    <w:p>
+      <w:pPr>
+        <w:rPr>
+          <w:rFonts w:ascii="Times New Roman" w:eastAsiaTheme="majorEastAsia" w:hAnsi="Times New Roman" w:cs="Times New Roman"/>
+          <w:b/>
+          <w:color w:val="000000" w:themeColor="text1"/>
+          <w:sz w:val="26"/>
+          <w:szCs w:val="26"/>
+        </w:rPr>
+      </w:pPr>
+      <w:bookmarkStart w:id="0" w:name="_Toc70258533"/>
+      <w:bookmarkStart w:id="1" w:name="_Toc71830092"/>
+      <w:bookmarkStart w:id="2" w:name="_Toc71830152"/>
+      <w:r>
+        <w:rPr>
+          <w:rFonts w:ascii="Times New Roman" w:hAnsi="Times New Roman" w:cs="Times New Roman"/>
+          <w:b/>
+          <w:color w:val="000000" w:themeColor="text1"/>
+          <w:sz w:val="26"/>
+          <w:szCs w:val="26"/>
+        </w:rPr>
+        <w:br w:type="page"/>
+      </w:r>
     </w:p>
     <w:p>
       <w:pPr>
@@ -5721,21 +5777,37 @@
         <w:rPr>
           <w:rFonts w:ascii="Times New Roman" w:hAnsi="Times New Roman" w:cs="Times New Roman"/>
           <w:b/>
-          <w:sz w:val="26"/>
-          <w:szCs w:val="26"/>
-        </w:rPr>
-      </w:pPr>
-      <w:r>
-        <w:rPr>
-          <w:rFonts w:ascii="Times New Roman" w:hAnsi="Times New Roman" w:cs="Times New Roman"/>
-          <w:sz w:val="26"/>
-          <w:szCs w:val="26"/>
-        </w:rPr>
-        <w:br w:type="page"/>
-      </w:r>
-      <w:bookmarkStart w:id="0" w:name="_Toc70258533"/>
-      <w:bookmarkStart w:id="1" w:name="_Toc71830092"/>
-      <w:bookmarkStart w:id="2" w:name="_Toc71830152"/>
+          <w:color w:val="000000" w:themeColor="text1"/>
+          <w:sz w:val="26"/>
+          <w:szCs w:val="26"/>
+        </w:rPr>
+        <w:sectPr>
+          <w:headerReference w:type="default" r:id="rId8"/>
+          <w:footerReference w:type="default" r:id="rId9"/>
+          <w:pgSz w:w="11907" w:h="16839" w:code="9"/>
+          <w:pgMar w:top="1418" w:right="1134" w:bottom="1418" w:left="1701" w:header="720" w:footer="720" w:gutter="0"/>
+          <w:pgNumType w:start="1"/>
+          <w:cols w:space="720"/>
+          <w:docGrid w:linePitch="360"/>
+        </w:sectPr>
+      </w:pPr>
+    </w:p>
+    <w:p>
+      <w:pPr>
+        <w:pStyle w:val="Heading1"/>
+        <w:numPr>
+          <w:ilvl w:val="0"/>
+          <w:numId w:val="1"/>
+        </w:numPr>
+        <w:spacing w:before="0" w:line="360" w:lineRule="auto"/>
+        <w:ind w:left="284" w:hanging="284"/>
+        <w:rPr>
+          <w:rFonts w:ascii="Times New Roman" w:hAnsi="Times New Roman" w:cs="Times New Roman"/>
+          <w:b/>
+          <w:sz w:val="26"/>
+          <w:szCs w:val="26"/>
+        </w:rPr>
+      </w:pPr>
       <w:r>
         <w:rPr>
           <w:rFonts w:ascii="Times New Roman" w:hAnsi="Times New Roman" w:cs="Times New Roman"/>
@@ -6233,7 +6305,7 @@
                 <w:szCs w:val="26"/>
               </w:rPr>
             </w:pPr>
-            <w:hyperlink r:id="rId8" w:history="1">
+            <w:hyperlink r:id="rId10" w:history="1">
               <w:r>
                 <w:rPr>
                   <w:rStyle w:val="Hyperlink"/>
@@ -6319,7 +6391,7 @@
                 <w:szCs w:val="26"/>
               </w:rPr>
             </w:pPr>
-            <w:hyperlink r:id="rId9" w:history="1">
+            <w:hyperlink r:id="rId11" w:history="1">
               <w:r>
                 <w:rPr>
                   <w:rStyle w:val="Hyperlink"/>
@@ -6405,7 +6477,7 @@
                 <w:szCs w:val="26"/>
               </w:rPr>
             </w:pPr>
-            <w:hyperlink r:id="rId10" w:history="1">
+            <w:hyperlink r:id="rId12" w:history="1">
               <w:r>
                 <w:rPr>
                   <w:rStyle w:val="Hyperlink"/>
@@ -6492,7 +6564,7 @@
                 <w:szCs w:val="26"/>
               </w:rPr>
             </w:pPr>
-            <w:hyperlink r:id="rId11" w:history="1">
+            <w:hyperlink r:id="rId13" w:history="1">
               <w:r>
                 <w:rPr>
                   <w:rStyle w:val="Hyperlink"/>
@@ -6578,7 +6650,7 @@
                 <w:szCs w:val="26"/>
               </w:rPr>
             </w:pPr>
-            <w:hyperlink r:id="rId12" w:history="1">
+            <w:hyperlink r:id="rId14" w:history="1">
               <w:r>
                 <w:rPr>
                   <w:rStyle w:val="Hyperlink"/>
@@ -9559,7 +9631,7 @@
                     </pic:cNvPicPr>
                   </pic:nvPicPr>
                   <pic:blipFill>
-                    <a:blip r:embed="rId13">
+                    <a:blip r:embed="rId15">
                       <a:extLst>
                         <a:ext uri="{28A0092B-C50C-407E-A947-70E740481C1C}">
                           <a14:useLocalDpi xmlns:a14="http://schemas.microsoft.com/office/drawing/2010/main" val="0"/>
@@ -14346,8 +14418,7 @@
       </w:pPr>
     </w:p>
     <w:sectPr>
-      <w:headerReference w:type="default" r:id="rId14"/>
-      <w:footerReference w:type="default" r:id="rId15"/>
+      <w:footerReference w:type="default" r:id="rId16"/>
       <w:pgSz w:w="11907" w:h="16839" w:code="9"/>
       <w:pgMar w:top="1418" w:right="1134" w:bottom="1418" w:left="1701" w:header="720" w:footer="720" w:gutter="0"/>
       <w:pgNumType w:start="1"/>
@@ -14384,6 +14455,53 @@
 </file>
 
 <file path=word/footer1.xml><?xml version="1.0" encoding="utf-8"?>
+<w:ftr xmlns:wpc="http://schemas.microsoft.com/office/word/2010/wordprocessingCanvas" xmlns:cx="http://schemas.microsoft.com/office/drawing/2014/chartex" xmlns:cx1="http://schemas.microsoft.com/office/drawing/2015/9/8/chartex" xmlns:cx2="http://schemas.microsoft.com/office/drawing/2015/10/21/chartex" xmlns:cx3="http://schemas.microsoft.com/office/drawing/2016/5/9/chartex" xmlns:cx4="http://schemas.microsoft.com/office/drawing/2016/5/10/chartex" xmlns:cx5="http://schemas.microsoft.com/office/drawing/2016/5/11/chartex" xmlns:cx6="http://schemas.microsoft.com/office/drawing/2016/5/12/chartex" xmlns:cx7="http://schemas.microsoft.com/office/drawing/2016/5/13/chartex" xmlns:cx8="http://schemas.microsoft.com/office/drawing/2016/5/14/chartex" xmlns:mc="http://schemas.openxmlformats.org/markup-compatibility/2006" xmlns:aink="http://schemas.microsoft.com/office/drawing/2016/ink" xmlns:am3d="http://schemas.microsoft.com/office/drawing/2017/model3d" xmlns:o="urn:schemas-microsoft-com:office:office" xmlns:oel="http://schemas.microsoft.com/office/2019/extlst" xmlns:r="http://schemas.openxmlformats.org/officeDocument/2006/relationships" xmlns:m="http://schemas.openxmlformats.org/officeDocument/2006/math" xmlns:v="urn:schemas-microsoft-com:vml" xmlns:wp14="http://schemas.microsoft.com/office/word/2010/wordprocessingDrawing" xmlns:wp="http://schemas.openxmlformats.org/drawingml/2006/wordprocessingDrawing" xmlns:w10="urn:schemas-microsoft-com:office:word" xmlns:w="http://schemas.openxmlformats.org/wordprocessingml/2006/main" xmlns:w14="http://schemas.microsoft.com/office/word/2010/wordml" xmlns:w15="http://schemas.microsoft.com/office/word/2012/wordml" xmlns:w16cex="http://schemas.microsoft.com/office/word/2018/wordml/cex" xmlns:w16cid="http://schemas.microsoft.com/office/word/2016/wordml/cid" xmlns:w16="http://schemas.microsoft.com/office/word/2018/wordml" xmlns:w16du="http://schemas.microsoft.com/office/word/2023/wordml/word16du" xmlns:w16sdtdh="http://schemas.microsoft.com/office/word/2020/wordml/sdtdatahash" xmlns:w16sdtfl="http://schemas.microsoft.com/office/word/2024/wordml/sdtformatlock" xmlns:w16se="http://schemas.microsoft.com/office/word/2015/wordml/symex" xmlns:wpg="http://schemas.microsoft.com/office/word/2010/wordprocessingGroup" xmlns:wpi="http://schemas.microsoft.com/office/word/2010/wordprocessingInk" xmlns:wne="http://schemas.microsoft.com/office/word/2006/wordml" xmlns:wps="http://schemas.microsoft.com/office/word/2010/wordprocessingShape" mc:Ignorable="w14 w15 w16se w16cid w16 w16cex w16sdtdh w16sdtfl w16du wp14">
+  <w:p>
+    <w:pPr>
+      <w:pStyle w:val="Footer"/>
+      <w:pBdr>
+        <w:top w:val="thinThickSmallGap" w:sz="24" w:space="1" w:color="823B0B" w:themeColor="accent2" w:themeShade="7F"/>
+      </w:pBdr>
+      <w:rPr>
+        <w:rFonts w:ascii="Times New Roman" w:eastAsiaTheme="majorEastAsia" w:hAnsi="Times New Roman" w:cs="Times New Roman"/>
+        <w:sz w:val="26"/>
+        <w:szCs w:val="26"/>
+      </w:rPr>
+    </w:pPr>
+    <w:r>
+      <w:rPr>
+        <w:rFonts w:ascii="Times New Roman" w:hAnsi="Times New Roman" w:cs="Times New Roman"/>
+        <w:sz w:val="26"/>
+        <w:szCs w:val="26"/>
+      </w:rPr>
+      <w:t>Proposal Document</w:t>
+    </w:r>
+    <w:r>
+      <w:rPr>
+        <w:rFonts w:ascii="Times New Roman" w:eastAsiaTheme="majorEastAsia" w:hAnsi="Times New Roman" w:cs="Times New Roman"/>
+        <w:sz w:val="26"/>
+        <w:szCs w:val="26"/>
+      </w:rPr>
+      <w:ptab w:relativeTo="margin" w:alignment="right" w:leader="none"/>
+    </w:r>
+    <w:r>
+      <w:rPr>
+        <w:rFonts w:ascii="Times New Roman" w:eastAsiaTheme="majorEastAsia" w:hAnsi="Times New Roman" w:cs="Times New Roman"/>
+        <w:sz w:val="26"/>
+        <w:szCs w:val="26"/>
+      </w:rPr>
+      <w:t xml:space="preserve"> </w:t>
+    </w:r>
+  </w:p>
+  <w:p>
+    <w:pPr>
+      <w:pStyle w:val="Footer"/>
+    </w:pPr>
+  </w:p>
+</w:ftr>
+</file>
+
+<file path=word/footer2.xml><?xml version="1.0" encoding="utf-8"?>
 <w:ftr xmlns:wpc="http://schemas.microsoft.com/office/word/2010/wordprocessingCanvas" xmlns:cx="http://schemas.microsoft.com/office/drawing/2014/chartex" xmlns:cx1="http://schemas.microsoft.com/office/drawing/2015/9/8/chartex" xmlns:cx2="http://schemas.microsoft.com/office/drawing/2015/10/21/chartex" xmlns:cx3="http://schemas.microsoft.com/office/drawing/2016/5/9/chartex" xmlns:cx4="http://schemas.microsoft.com/office/drawing/2016/5/10/chartex" xmlns:cx5="http://schemas.microsoft.com/office/drawing/2016/5/11/chartex" xmlns:cx6="http://schemas.microsoft.com/office/drawing/2016/5/12/chartex" xmlns:cx7="http://schemas.microsoft.com/office/drawing/2016/5/13/chartex" xmlns:cx8="http://schemas.microsoft.com/office/drawing/2016/5/14/chartex" xmlns:mc="http://schemas.openxmlformats.org/markup-compatibility/2006" xmlns:aink="http://schemas.microsoft.com/office/drawing/2016/ink" xmlns:am3d="http://schemas.microsoft.com/office/drawing/2017/model3d" xmlns:o="urn:schemas-microsoft-com:office:office" xmlns:oel="http://schemas.microsoft.com/office/2019/extlst" xmlns:r="http://schemas.openxmlformats.org/officeDocument/2006/relationships" xmlns:m="http://schemas.openxmlformats.org/officeDocument/2006/math" xmlns:v="urn:schemas-microsoft-com:vml" xmlns:wp14="http://schemas.microsoft.com/office/word/2010/wordprocessingDrawing" xmlns:wp="http://schemas.openxmlformats.org/drawingml/2006/wordprocessingDrawing" xmlns:w10="urn:schemas-microsoft-com:office:word" xmlns:w="http://schemas.openxmlformats.org/wordprocessingml/2006/main" xmlns:w14="http://schemas.microsoft.com/office/word/2010/wordml" xmlns:w15="http://schemas.microsoft.com/office/word/2012/wordml" xmlns:w16cex="http://schemas.microsoft.com/office/word/2018/wordml/cex" xmlns:w16cid="http://schemas.microsoft.com/office/word/2016/wordml/cid" xmlns:w16="http://schemas.microsoft.com/office/word/2018/wordml" xmlns:w16du="http://schemas.microsoft.com/office/word/2023/wordml/word16du" xmlns:w16sdtdh="http://schemas.microsoft.com/office/word/2020/wordml/sdtdatahash" xmlns:w16sdtfl="http://schemas.microsoft.com/office/word/2024/wordml/sdtformatlock" xmlns:w16se="http://schemas.microsoft.com/office/word/2015/wordml/symex" xmlns:wpg="http://schemas.microsoft.com/office/word/2010/wordprocessingGroup" xmlns:wpi="http://schemas.microsoft.com/office/word/2010/wordprocessingInk" xmlns:wne="http://schemas.microsoft.com/office/word/2006/wordml" xmlns:wps="http://schemas.microsoft.com/office/word/2010/wordprocessingShape" mc:Ignorable="w14 w15 w16se w16cid w16 w16cex w16sdtdh w16sdtfl w16du wp14">
   <w:p>
     <w:pPr>
@@ -17900,13 +18018,13 @@
     <w:autoRedefine/>
     <w:uiPriority w:val="39"/>
     <w:unhideWhenUsed/>
-    <w:rsid w:val="006F3333"/>
+    <w:rsid w:val="00000432"/>
     <w:pPr>
       <w:tabs>
         <w:tab w:val="left" w:pos="284"/>
         <w:tab w:val="right" w:leader="dot" w:pos="9072"/>
       </w:tabs>
-      <w:spacing w:after="100"/>
+      <w:spacing w:after="0" w:line="360" w:lineRule="auto"/>
       <w:jc w:val="center"/>
     </w:pPr>
   </w:style>
